--- a/data/raw/test_data_docx.docx
+++ b/data/raw/test_data_docx.docx
@@ -126,37 +126,29 @@
         <w:t xml:space="preserve">). </w:t>
       </w:r>
       <w:r>
-        <w:t>Данные детерминированы: seed = 30 + N.</w:t>
-      </w:r>
-      <w:r>
-        <w:t xml:space="preserve"> </w:t>
-      </w:r>
-      <w:r>
-        <w:t>Реализовать четыре элементарных алгоритма: (а) сумма элементов массива; (б) поиск максимума; (в) подсчёт пар равных элементов (двойной цикл); (г) бинарное возведение в степень (с поддержкой вычислений по модулю).</w:t>
-      </w:r>
-      <w:r>
-        <w:t xml:space="preserve"> </w:t>
-      </w:r>
-      <w:r>
-        <w:t>Для каждого алгоритма аналитически вывести асимптотическую оценку времени (худший случай) и записать её в отчёте с обоснованием.</w:t>
+        <w:t>Данные детерминированы: seed = 30 + N. Реализовать четыре элементарных алгоритма: (а) сумма элементов массива; (б) поиск максимума; (в) подсчёт пар равных элементов (двойной цикл); (г) бинарное возведение в степень (с поддержкой вычислений по модулю). Для каждого алгоритма аналитически вывести асимптотическую оценку времени (худший случай) и записать её в отчёте с обоснованием.</w:t>
       </w:r>
     </w:p>
     <w:p/>
     <w:p>
       <w:r>
-        <w:t>Выполнить замеры времени на данных своего варианта по методике бенчмаркинга (прогрев, ≥5 повторов, медиана) и построить графики: log-log для степенных алгоритмов и t(log₂ n) для бинарного возведения в степень.</w:t>
-      </w:r>
-      <w:r>
-        <w:t xml:space="preserve"> </w:t>
-      </w:r>
-      <w:r>
-        <w:t>Сопоставить наблюдаемый наклон графика с теоретической оценкой; расхождения объяснить. Пояснить, почему для логарифмического алгоритма log-log график неинформативен и почему замер выполняется по модулю (длинная арифметика Python).</w:t>
-      </w:r>
-      <w:r>
-        <w:t xml:space="preserve"> </w:t>
-      </w:r>
-      <w:r>
-        <w:t>Проверить реализации на репрезентативных тестах (пустой массив, один элемент, все элементы равны) и зафиксировать инварианты; сверить результаты с эталонными реализациями (sum, max, трёхаргументный pow).</w:t>
+        <w:t xml:space="preserve">Выполнить замеры времени на данных своего варианта по методике бенчмаркинга (прогрев, ≥5 повторов, медиана) и построить графики: log-log для степенных алгоритмов и t(log₂ n) для бинарного возведения в степень. Сопоставить наблюдаемый наклон графика с теоретической оценкой; расхождения объяснить. Пояснить, почему для логарифмического алгоритма log-log график неинформативен и почему замер выполняется по модулю (длинная арифметика Python). Проверить реализации на репрезентативных тестах (пустой массив, один элемент, все элементы равны) и зафиксировать инварианты; сверить результаты с эталонными реализациями (sum, max, </w:t>
+      </w:r>
+      <w:proofErr w:type="spellStart"/>
+      <w:r>
+        <w:t>трёхаргументный</w:t>
+      </w:r>
+      <w:proofErr w:type="spellEnd"/>
+      <w:r>
+        <w:t> </w:t>
+      </w:r>
+      <w:proofErr w:type="spellStart"/>
+      <w:r>
+        <w:t>pow</w:t>
+      </w:r>
+      <w:proofErr w:type="spellEnd"/>
+      <w:r>
+        <w:t>).</w:t>
       </w:r>
     </w:p>
     <w:p/>
@@ -261,6 +253,65 @@
           <w:lang w:val="en-US"/>
         </w:rPr>
         <w:t>Goodbye world</w:t>
+      </w:r>
+    </w:p>
+    <w:p>
+      <w:r>
+        <w:t xml:space="preserve">Из каких секций состоит команда </w:t>
+      </w:r>
+      <w:r>
+        <w:rPr>
+          <w:lang w:val="en-US"/>
+        </w:rPr>
+        <w:t>select</w:t>
+      </w:r>
+      <w:r>
+        <w:t xml:space="preserve"> </w:t>
+      </w:r>
+      <w:r>
+        <w:t xml:space="preserve">и в каком порядке они логически выполняются. Почему в промышленных запросах не рекомендуется использовать </w:t>
+      </w:r>
+      <w:r>
+        <w:rPr>
+          <w:lang w:val="en-US"/>
+        </w:rPr>
+        <w:t>select</w:t>
+      </w:r>
+      <w:r>
+        <w:t xml:space="preserve">*. </w:t>
+      </w:r>
+      <w:r>
+        <w:t xml:space="preserve">Для чего предназначена секция </w:t>
+      </w:r>
+      <w:r>
+        <w:rPr>
+          <w:lang w:val="en-US"/>
+        </w:rPr>
+        <w:t>where</w:t>
+      </w:r>
+      <w:r>
+        <w:t xml:space="preserve"> и как в ней комбинируются условия.</w:t>
+      </w:r>
+    </w:p>
+    <w:p>
+      <w:r>
+        <w:t xml:space="preserve">Что такое трехзначная логика и почему нельзя проверить значение на </w:t>
+      </w:r>
+      <w:proofErr w:type="spellStart"/>
+      <w:r>
+        <w:t>нулл</w:t>
+      </w:r>
+      <w:proofErr w:type="spellEnd"/>
+      <w:r>
+        <w:t xml:space="preserve"> оператором =. Как сгенерировать большое количество тестовых данных средствами </w:t>
+      </w:r>
+      <w:proofErr w:type="spellStart"/>
+      <w:r>
+        <w:t>постгрескл</w:t>
+      </w:r>
+      <w:proofErr w:type="spellEnd"/>
+      <w:r>
+        <w:t xml:space="preserve">. </w:t>
       </w:r>
       <w:bookmarkStart w:id="0" w:name="_GoBack"/>
       <w:bookmarkEnd w:id="0"/>
@@ -852,6 +903,7 @@
   <w:style w:type="character" w:default="1" w:styleId="a0">
     <w:name w:val="Default Paragraph Font"/>
     <w:uiPriority w:val="1"/>
+    <w:semiHidden/>
     <w:unhideWhenUsed/>
   </w:style>
   <w:style w:type="table" w:default="1" w:styleId="a1">
